--- a/Coherence_Optimized_Topic_Modeling_Preprint.docx
+++ b/Coherence_Optimized_Topic_Modeling_Preprint.docx
@@ -108,7 +108,7 @@
           <w:sz w:val="24"/>
           <w:szCs w:val="24"/>
         </w:rPr>
-        <w:t xml:space="preserve">Public health surveillance of social media requires converting large volumes of unstructured text into a small set of interpretable, analyzable themes. Transformer-based topic models such as BERTopic automate topic discovery, but two bottlenecks remain: topic interpretation, which is subjective and vulnerable to researcher bias, and corpus-scale classification, which is required before themes can enter statistical models. We present a five-stage, human-in-the-loop pipeline that addresses both bottlenecks. Stage 1 discovers topics with BERTopic under randomized hyperparameter search, evaluating 1,200 candidate models and selecting the configuration that maximizes c_v coherence. Stage 2 interprets each topic democratically: a large language model (GPT-4o) is queried 5,000 independent times per topic and the modal label is adopted, stabilizing stochastic outputs and buffering the a priori expectations a human labeler may hold. Stage 3 synthesizes topics into higher-order themes through a structured two-researcher consensus protocol grounded in the Theme and Topic system. Stage 4 classifies every document into the resulting theme taxonomy using an LLM prompt benchmarked against 250 human-labeled documents (&gt;85% agreement) and piloted against a Boolean dictionary alternative. Stage 5 carries theme classifications into downstream statistics, including proportional z-tests, LIWC psycholinguistic profiling, and cross-lagged panel models. We demonstrate the pipeline on 5,872 alcohol-brand tweets posted before, during, and after the initial COVID-19 lockdowns, where it identified five marketing themes at a coherence of 0.768 and scaled to classify 486,786 user-generated tweets. All prompts are released verbatim, and complete materials are provided for reproduction: archival implementations of every computational stage, the full psycholinguistic profile output, and a maintained end-to-end pipeline written against the current OpenAI SDK.</w:t>
+        <w:t xml:space="preserve">Public health surveillance of social media requires converting large volumes of unstructured text into a small set of interpretable, analyzable themes. Transformer-based topic models such as BERTopic automate topic discovery, but two bottlenecks remain: topic interpretation, which is subjective and vulnerable to researcher bias, and corpus-scale classification, which is required before themes can enter statistical models. We present a five-stage, human-in-the-loop pipeline that addresses both bottlenecks. Stage 1 discovers topics with BERTopic under randomized hyperparameter search, evaluating 1,200 candidate models and selecting the configuration that maximizes c_v coherence. Stage 2 interprets each topic democratically: a large language model (GPT-4o) is queried 5,000 independent times per topic and the modal label is adopted, stabilizing stochastic outputs and buffering the a priori expectations a human labeler may hold. Stage 3 synthesizes topics into higher-order themes through a structured two-researcher consensus protocol grounded in the Theme and Topic system. Stage 4 classifies every document into the resulting theme taxonomy using an LLM prompt benchmarked against 250 human-labeled documents (&gt;85% agreement) and piloted against a Boolean dictionary alternative. Stage 5 carries theme classifications into theme-prevalence estimates, with proportional z-tests comparing prevalence across time periods under Bonferroni correction. We demonstrate the pipeline on 5,872 alcohol-brand tweets posted before, during, and after the initial COVID-19 lockdowns, where it identified five marketing themes at a coherence of 0.768 and scaled to classify 486,786 user-generated tweets. All prompts are released verbatim, and complete materials are provided for reproduction: archival implementations of every computational stage and a maintained end-to-end pipeline written against the current OpenAI SDK.</w:t>
       </w:r>
     </w:p>
     <w:p>
@@ -195,7 +195,7 @@
           <w:sz w:val="24"/>
           <w:szCs w:val="24"/>
         </w:rPr>
-        <w:t xml:space="preserve">This paper contributes a complete, reproducible pipeline that integrates these elements and extends them in one specific way: interpretation by democratic LLM ensemble. Rather than accepting a single stochastic LLM label per topic, the pipeline queries the model thousands of independent times and adopts the modal answer, treating topic naming as an estimation problem with a central tendency rather than a one-shot generation. The full pipeline comprises (1) coherence-optimized topic discovery via randomized hyperparameter search over the joint UMAP, HDBSCAN, and topic-count space; (2) democratic LLM interpretation of each topic; (3) a structured human-in-the-loop synthesis stage that preserves qualitative accountability; (4) validated corpus-scale LLM classification that bridges themes to statistics; and (5) downstream analyses, including proportional z-tests, Linguistic Inquiry and Word Count (LIWC) psycholinguistic profiling (Boyd et al., 2022), and cross-lagged panel modeling (Kuiper &amp; Ryan, 2018). We demonstrate the pipeline on alcohol-industry marketing surveillance during the COVID-19 pandemic, where downstream interpretation was framed by the Differential Susceptibility to Media Effects Model (Valkenburg &amp; Peter, 2013), although the pipeline itself is theory-agnostic. Complete code is released as supplementary material.</w:t>
+        <w:t xml:space="preserve">This paper contributes a complete, reproducible pipeline that integrates these elements and extends them in one specific way: interpretation by democratic LLM ensemble. Rather than accepting a single stochastic LLM label per topic, the pipeline queries the model thousands of independent times and adopts the modal answer, treating topic naming as an estimation problem with a central tendency rather than a one-shot generation. The full pipeline comprises (1) coherence-optimized topic discovery via randomized hyperparameter search over the joint UMAP, HDBSCAN, and topic-count space; (2) democratic LLM interpretation of each topic; (3) a structured human-in-the-loop synthesis stage that preserves qualitative accountability; (4) validated corpus-scale LLM classification that bridges themes to statistics; and (5) theme prevalence estimation, with proportional z-tests comparing prevalence across time periods. We demonstrate the pipeline on alcohol-industry marketing surveillance during the COVID-19 pandemic; the pipeline itself is theory-agnostic and domain-general. Complete code is released as supplementary material.</w:t>
       </w:r>
     </w:p>
     <w:p>
@@ -396,7 +396,7 @@
           <w:sz w:val="24"/>
           <w:szCs w:val="24"/>
         </w:rPr>
-        <w:t xml:space="preserve">2.6 Stage 5: From classifications to inference</w:t>
+        <w:t xml:space="preserve">2.6 Stage 5: From classifications to theme prevalence</w:t>
       </w:r>
     </w:p>
     <w:p>
@@ -410,7 +410,7 @@
           <w:sz w:val="24"/>
           <w:szCs w:val="24"/>
         </w:rPr>
-        <w:t xml:space="preserve">Because Stage 4 yields a label for every document, theme prevalence within any partition of the corpus is directly computable, and the pipeline terminates in whatever statistics the research design requires. Three downstream analyses are packaged in the reference implementation. First, proportional z-tests compare theme prevalence across time periods, with Bonferroni correction proportional to the number of themes multiplied by the number of tests per theme (Bland &amp; Altman, 1995). Second, each theme's concatenated corpus is profiled with LIWC-22 (Chung &amp; Pennebaker, 2012; Boyd et al., 2022), whose empirically constructed dictionaries quantify cognitive, emotional, and excitative dimensions of language (Tausczik &amp; Pennebaker, 2010); in media effects applications these profiles map onto the response states of the Differential Susceptibility to Media Effects Model (Valkenburg &amp; Peter, 2013). Third, per-account counts of theme-classified documents can serve as variables in longitudinal models; the reference implementation feeds them into cross-lagged panel models estimated by generalized structural equation modeling (Kuiper &amp; Ryan, 2018; Rabe-Hesketh et al., 2022; StataCorp, 2021), permitting mixed continuous and binary variables. The pipeline is thus a measurement instrument whose output plugs into standard epidemiologic and communication-science designs.</w:t>
+        <w:t xml:space="preserve">Because Stage 4 yields a label for every document, theme prevalence within any partition of the corpus is directly computable, and the pipeline terminates in the statistic that motivates it: theme prevalence. In the packaged analysis, theme prevalence is estimated within each partition of the research design, and proportional z-tests compare prevalence across time periods, with Bonferroni correction proportional to the number of themes multiplied by the number of tests per theme (Bland &amp; Altman, 1995). The pipeline is thus a measurement instrument whose output — a fully labeled corpus and the theme-prevalence estimates derived from it — plugs directly into standard epidemiologic and communication-science designs.</w:t>
       </w:r>
     </w:p>
     <w:p>
@@ -650,7 +650,7 @@
           <w:sz w:val="24"/>
           <w:szCs w:val="24"/>
         </w:rPr>
-        <w:t xml:space="preserve">Across the 1,200 candidate models of Stage 1, the highest-coherence configuration (0.768) used 15 UMAP neighbors, 4 components, a minimum distance of 0.01, an HDBSCAN minimum cluster size of 20, and a maximum topic solution of 23, and yielded seven topics (Figure 1). Stage 2 named the seven topics by democratic vote, and the Stage 3 protocol synthesized them into five themes: Alcohol Delivery and Isolation Drinking, Restaurant Support, Social Media Promotions, Sports, and Gaming (Table 1). In Stage 4, the LLM classifier exceeded the 85% agreement threshold against 250 human-labeled tweets and was scaled to the corpus, enabling the Stage 5 proportional z-tests (Bonferroni-corrected α = 0.0033). Three of the five themes rose significantly from the pre-pandemic to the lockdown period — Alcohol Delivery and Isolation Drinking from 9.1% to 17.4%, Restaurant Support from 1.9% to 5.5%, and Social Media Promotions from 6.6% to 16.5% (all p &lt; 0.001) — while Sports and Gaming did not differ across periods (Table 2), and LIWC profiles differentiated emotionally-oriented from cognitively-oriented themes (Supplementary File S4); those substantive findings are reported in a companion empirical paper [citation to companion Study 1 manuscript]. The classifier subsequently scaled far beyond the discovery corpus: in a second companion study, the identical Stage 4 procedure classified 486,786 user-generated tweets from 66,303 U.S. accounts, and the resulting counts served as variables in a cross-lagged panel model of industry-to-public content dynamics [citation to companion Study 2 manuscript]. The demonstration thus exercises every stage, from raw text to inferential model, on corpora spanning three orders of magnitude.</w:t>
+        <w:t xml:space="preserve">Across the 1,200 candidate models of Stage 1, the highest-coherence configuration (0.768) used 15 UMAP neighbors, 4 components, a minimum distance of 0.01, an HDBSCAN minimum cluster size of 20, and a maximum topic solution of 23, and yielded seven topics (Figure 1). Stage 2 named the seven topics by democratic vote, and the Stage 3 protocol synthesized them into five themes: Alcohol Delivery and Isolation Drinking, Restaurant Support, Social Media Promotions, Sports, and Gaming (Table 1). In Stage 4, the LLM classifier exceeded the 85% agreement threshold against 250 human-labeled tweets and was scaled to the corpus, enabling the Stage 5 proportional z-tests (Bonferroni-corrected α = 0.0033). Three of the five themes rose significantly from the pre-pandemic to the lockdown period — Alcohol Delivery and Isolation Drinking from 9.1% to 17.4%, Restaurant Support from 1.9% to 5.5%, and Social Media Promotions from 6.6% to 16.5% (all p &lt; 0.001) — while Sports and Gaming did not differ across periods (Table 2); those substantive findings are reported in a companion empirical paper [citation to companion Study 1 manuscript]. The classifier subsequently scaled far beyond the discovery corpus: in a second companion study, the identical Stage 4 procedure classified 486,786 user-generated tweets from 66,303 U.S. accounts [citation to companion Study 2 manuscript]. The demonstration thus exercises every stage, from raw text to theme-prevalence inference, on corpora spanning three orders of magnitude.</w:t>
       </w:r>
     </w:p>
     <w:p>
@@ -2879,7 +2879,7 @@
           <w:sz w:val="24"/>
           <w:szCs w:val="24"/>
         </w:rPr>
-        <w:t xml:space="preserve">Several limitations warrant acknowledgment, consistent with those recognized in the demonstration research. Synthesizing information from topic modeling and AI-generated outputs into themes retains inherent subjectivity; despite extensive iterative human-AI validation, subtle biases stemming from language complexity and contextual nuance may persist. LIWC's dictionary-based approach may overlook nuanced meanings better captured by alternative sentiment methods, and its profiles here are descriptive rather than inferential. The interpretation and classification stages depend on a closed-weight commercial model; label distributions may shift across model versions, so implementations should pin and report the model identifier, release all prompts verbatim, and retain vote tallies and benchmark sets so that future replications can quantify drift. The 5,000-query ensemble and corpus-scale classification also carry nontrivial API cost, which practitioners can tune by monitoring the stability of the modal label as votes accumulate. Finally, the 85% human-agreement threshold, while consistent with applied precedent, is a design choice that should be justified against the error tolerance of the downstream analysis.</w:t>
+        <w:t xml:space="preserve">Several limitations warrant acknowledgment, consistent with those recognized in the demonstration research. Synthesizing information from topic modeling and AI-generated outputs into themes retains inherent subjectivity; despite extensive iterative human-AI validation, subtle biases stemming from language complexity and contextual nuance may persist. The interpretation and classification stages depend on a closed-weight commercial model; label distributions may shift across model versions, so implementations should pin and report the model identifier, release all prompts verbatim, and retain vote tallies and benchmark sets so that future replications can quantify drift. The 5,000-query ensemble and corpus-scale classification also carry nontrivial API cost, which practitioners can tune by monitoring the stability of the modal label as votes accumulate. Finally, the 85% human-agreement threshold, while consistent with applied precedent, is a design choice that should be justified against the error tolerance of the downstream analysis.</w:t>
       </w:r>
     </w:p>
     <w:p>
@@ -2893,7 +2893,7 @@
           <w:sz w:val="24"/>
           <w:szCs w:val="24"/>
         </w:rPr>
-        <w:t xml:space="preserve">The framework generalizes directly. Because every stage is domain-agnostic---only the domain context sentence in the prompts and the literature lens of Stage 3 change---the same pipeline can surveil marketing by other consumer-product industries, discourse on other platforms, and communication during other societal disruptions such as elections or natural disasters. In public health specifically, it offers an innovative instrument for ongoing surveillance of commercial messaging: capable of detecting what an industry is saying, how its language is constructed, and, when paired with longitudinal designs, how that messaging moves through the public.</w:t>
+        <w:t xml:space="preserve">The framework generalizes directly. Because every stage is domain-agnostic---only the domain context sentence in the prompts and the literature lens of Stage 3 change---the same pipeline can surveil marketing by other consumer-product industries, discourse on other platforms, and communication during other societal disruptions such as elections or natural disasters. In public health specifically, it offers an innovative instrument for ongoing surveillance of commercial messaging: capable of detecting what an industry is saying and how the prevalence of that messaging shifts across time and events.</w:t>
       </w:r>
     </w:p>
     <w:p>
@@ -2922,7 +2922,7 @@
           <w:sz w:val="24"/>
           <w:szCs w:val="24"/>
         </w:rPr>
-        <w:t xml:space="preserve">Complete materials are provided as supplementary files. S1, S2, and S3 are the archival implementations of the computational stages exactly as executed in the source research — S1, BERTopic optimization with randomized hyperparameter search and coherence-based model selection; S2, democratic LLM topic naming; S3, corpus-scale LLM classification — released as plain text for archival transparency, with S2 and S3 written against the openai==0.27.0 API and annotated accordingly. S4 is the complete LIWC-22 output for all five theme corpora (117 variables per corpus), from which the Stage 5 psycholinguistic profiles derive. Because the legacy OpenAI interface has since been retired, the supplements are accompanied by a maintained working pipeline — configuration, the five stage scripts, an orchestrator, and a synthetic-data generator for cost-free smoke testing — written against the current OpenAI SDK with identical prompts, decoding parameters, and search spaces, a seeded hyperparameter search, and an enforced benchmark-agreement gate before corpus-scale classification. Each stage emits its audit artifacts (hyperparameter logs, vote ballots and tallies, benchmark reports, test results) so that any deployment can publish its measurement pedigree alongside its findings.</w:t>
+        <w:t xml:space="preserve">Complete materials are provided as supplementary files. S1, S2, and S3 are the archival implementations of the computational stages exactly as executed in the source research — S1, BERTopic optimization with randomized hyperparameter search and coherence-based model selection; S2, democratic LLM topic naming; S3, corpus-scale LLM classification — released as plain text for archival transparency, with S2 and S3 written against the openai==0.27.0 API and annotated accordingly. Because the legacy OpenAI interface has since been retired, the supplements are accompanied by a maintained working pipeline — configuration, the five stage scripts, an orchestrator, and a synthetic-data generator for cost-free smoke testing — written against the current OpenAI SDK with identical prompts, decoding parameters, and search spaces, a seeded hyperparameter search, and an enforced benchmark-agreement gate before corpus-scale classification. Each stage emits its audit artifacts (hyperparameter logs, vote ballots and tallies, benchmark reports, test results) so that any deployment can publish its measurement pedigree alongside its findings.</w:t>
       </w:r>
     </w:p>
     <w:p>
@@ -3017,7 +3017,7 @@
           <w:sz w:val="24"/>
           <w:szCs w:val="24"/>
         </w:rPr>
-        <w:t xml:space="preserve">Boyd, R. L., Ashokkumar, A., Seraj, S., &amp; Pennebaker, J. W. (2022). The development and psychometric properties of LIWC-22. Austin, TX: University of Texas at Austin, 1-47. https://www.liwc.app/static/documents/LIWC-22%20Manual%20- %20Development%20and%20Psychometrics.pdf</w:t>
+        <w:t xml:space="preserve">Braun, V., &amp; Clarke, V. (2006). Using thematic analysis in psychology. Qualitative Research in Psychology, 3(2), 77-101. https://doi.org/10.1191/1478088706qp063oa</w:t>
       </w:r>
     </w:p>
     <w:p>
@@ -3032,7 +3032,7 @@
           <w:sz w:val="24"/>
           <w:szCs w:val="24"/>
         </w:rPr>
-        <w:t xml:space="preserve">Braun, V., &amp; Clarke, V. (2006). Using thematic analysis in psychology. Qualitative Research in Psychology, 3(2), 77-101. https://doi.org/10.1191/1478088706qp063oa</w:t>
+        <w:t xml:space="preserve">Campello, R. J., Moulavi, D., &amp; Sander, J. (2013, April). Density-based clustering based on hierarchical density estimates. In Pacific-Asia conference on knowledge discovery and data mining (pp. 160-172). Berlin, Heidelberg: Springer Berlin Heidelberg. https://doi.org/10.1007/978-3-642-37456-2_14</w:t>
       </w:r>
     </w:p>
     <w:p>
@@ -3047,7 +3047,7 @@
           <w:sz w:val="24"/>
           <w:szCs w:val="24"/>
         </w:rPr>
-        <w:t xml:space="preserve">Campello, R. J., Moulavi, D., &amp; Sander, J. (2013, April). Density-based clustering based on hierarchical density estimates. In Pacific-Asia conference on knowledge discovery and data mining (pp. 160-172). Berlin, Heidelberg: Springer Berlin Heidelberg. https://doi.org/10.1007/978-3-642-37456-2_14</w:t>
+        <w:t xml:space="preserve">Chae, Y., &amp; Davidson, T. (2023). Large language models for text classification: From zero-shot learning to fine-tuning. Open Science Foundation. https://doi.org/10.31235/osf.io/sthwk</w:t>
       </w:r>
     </w:p>
     <w:p>
@@ -3062,7 +3062,7 @@
           <w:sz w:val="24"/>
           <w:szCs w:val="24"/>
         </w:rPr>
-        <w:t xml:space="preserve">Chae, Y., &amp; Davidson, T. (2023). Large language models for text classification: From zero-shot learning to fine-tuning. Open Science Foundation. https://doi.org/10.31235/osf.io/sthwk</w:t>
+        <w:t xml:space="preserve">Egger, Roman, and Joanne Yu. "A topic modeling comparison between lda, nmf, top2vec, and bertopic to demystify twitter posts." Frontiers in sociology 7 (2022): 886498. https://doi.org/10.3389/fsoc.2022.886498</w:t>
       </w:r>
     </w:p>
     <w:p>
@@ -3077,7 +3077,7 @@
           <w:sz w:val="24"/>
           <w:szCs w:val="24"/>
         </w:rPr>
-        <w:t xml:space="preserve">Chung, C. K., &amp; Pennebaker, J. W. (2012). Linguistic inquiry and word count (LIWC): pronounced "Luke,"… and other useful facts. In Applied natural language processing: Identification, investigation and resolution (pp. 206-229). IGI Global. http://doi.org/10.4018/978-1-60960-741-8.ch012</w:t>
+        <w:t xml:space="preserve">Fields, J., Chovanec, K., &amp; Madiraju, P. (2024). A survey of text classification with transformers: How wide? how large? how long? how accurate? how expensive? how safe?. IEEE Access, 12, 6518-6531. https://doi.org/10.1109/ACCESS.2024.3349952</w:t>
       </w:r>
     </w:p>
     <w:p>
@@ -3092,7 +3092,7 @@
           <w:sz w:val="24"/>
           <w:szCs w:val="24"/>
         </w:rPr>
-        <w:t xml:space="preserve">Egger, Roman, and Joanne Yu. "A topic modeling comparison between lda, nmf, top2vec, and bertopic to demystify twitter posts." Frontiers in sociology 7 (2022): 886498. https://doi.org/10.3389/fsoc.2022.886498</w:t>
+        <w:t xml:space="preserve">Gillies, M., Murthy, D., Brenton, H., &amp; Olaniyan, R. (2022). Theme and Topic: How Qualitative Research and Topic Modeling Can Be Brought Together. arXiv. https://arxiv.org/abs/2210.00707</w:t>
       </w:r>
     </w:p>
     <w:p>
@@ -3107,7 +3107,7 @@
           <w:sz w:val="24"/>
           <w:szCs w:val="24"/>
         </w:rPr>
-        <w:t xml:space="preserve">Fields, J., Chovanec, K., &amp; Madiraju, P. (2024). A survey of text classification with transformers: How wide? how large? how long? how accurate? how expensive? how safe?. IEEE Access, 12, 6518-6531. https://doi.org/10.1109/ACCESS.2024.3349952</w:t>
+        <w:t xml:space="preserve">Grootendorst, M. (2022). BERTopic: Neural topic modeling with a class-based TF-IDF procedure. arXiv preprint arXiv:2203.05794. https://doi.org/10.48550/arXiv.2203.05794</w:t>
       </w:r>
     </w:p>
     <w:p>
@@ -3122,7 +3122,7 @@
           <w:sz w:val="24"/>
           <w:szCs w:val="24"/>
         </w:rPr>
-        <w:t xml:space="preserve">Gillies, M., Murthy, D., Brenton, H., &amp; Olaniyan, R. (2022). Theme and Topic: How Qualitative Research and Topic Modeling Can Be Brought Together. arXiv. https://arxiv.org/abs/2210.00707</w:t>
+        <w:t xml:space="preserve">Haman, M. (2020). The use of Twitter by state leaders and its impact on the public during the COVID-19 pandemic. Heliyon, 6(11). https://doi.org/10.1016/j.heliyon.2020.e05540</w:t>
       </w:r>
     </w:p>
     <w:p>
@@ -3137,7 +3137,7 @@
           <w:sz w:val="24"/>
           <w:szCs w:val="24"/>
         </w:rPr>
-        <w:t xml:space="preserve">Grootendorst, M. (2022). BERTopic: Neural topic modeling with a class-based TF-IDF procedure. arXiv preprint arXiv:2203.05794. https://doi.org/10.48550/arXiv.2203.05794</w:t>
+        <w:t xml:space="preserve">Lee, J., Ouellette, R. R., Murthy, D., Pretzer, B., Anand, T., &amp; Kong, G. (2024). Identifying e-cigarette content on TikTok: Using a BERTopic Modeling approach. Nicotine &amp; tobacco research : official journal of the Society for Research on Nicotine and Tobacco, ntae171. Advance online publication. https://doi.org/10.1093/ntr/ntae171</w:t>
       </w:r>
     </w:p>
     <w:p>
@@ -3152,7 +3152,7 @@
           <w:sz w:val="24"/>
           <w:szCs w:val="24"/>
         </w:rPr>
-        <w:t xml:space="preserve">Haman, M. (2020). The use of Twitter by state leaders and its impact on the public during the COVID-19 pandemic. Heliyon, 6(11). https://doi.org/10.1016/j.heliyon.2020.e05540</w:t>
+        <w:t xml:space="preserve">Li, D., Zhang, B., &amp; Zhou, Y. (2023, July 21). Can Large Language Models (LLM) label topics from a topic model?. SocArXiv. https://doi.org/10.31235/osf.io/23x4m</w:t>
       </w:r>
     </w:p>
     <w:p>
@@ -3167,7 +3167,7 @@
           <w:sz w:val="24"/>
           <w:szCs w:val="24"/>
         </w:rPr>
-        <w:t xml:space="preserve">Kuiper, R. M., &amp; Ryan, O. (2018). Drawing conclusions from cross-lagged relationships: Re-considering the role of the time-interval. Structural Equation Modeling, 25(4), 809-823. https://doi.org/10.1080/10705511.2018.1431046</w:t>
+        <w:t xml:space="preserve">Martino, F., Brooks, R., Browne, J., Carah, N., Zorbas, C., Corben, K., Saleeba, E., Martin, J., Peeters, A., &amp; Backholer, K. (2021). The Nature and Extent of Online Marketing by Big Food and Big Alcohol During the COVID-19 Pandemic in Australia: Content Analysis Study. JMIR public health and surveillance, 7(3), e25202. https://doi.org/10.2196/25202</w:t>
       </w:r>
     </w:p>
     <w:p>
@@ -3182,7 +3182,7 @@
           <w:sz w:val="24"/>
           <w:szCs w:val="24"/>
         </w:rPr>
-        <w:t xml:space="preserve">Lee, J., Ouellette, R. R., Murthy, D., Pretzer, B., Anand, T., &amp; Kong, G. (2024). Identifying e-cigarette content on TikTok: Using a BERTopic Modeling approach. Nicotine &amp; tobacco research : official journal of the Society for Research on Nicotine and Tobacco, ntae171. Advance online publication. https://doi.org/10.1093/ntr/ntae171</w:t>
+        <w:t xml:space="preserve">McInnes, L., Healy, J., &amp; Melville, J. (2018). Umap: Uniform manifold approximation and projection for dimension reduction. arXiv preprint arXiv:1802.03426. https://doi.org/10.48550/arXiv.1802.03426</w:t>
       </w:r>
     </w:p>
     <w:p>
@@ -3197,7 +3197,7 @@
           <w:sz w:val="24"/>
           <w:szCs w:val="24"/>
         </w:rPr>
-        <w:t xml:space="preserve">Li, D., Zhang, B., &amp; Zhou, Y. (2023, July 21). Can Large Language Models (LLM) label topics from a topic model?. SocArXiv. https://doi.org/10.31235/osf.io/23x4m</w:t>
+        <w:t xml:space="preserve">Murthy, D. (2018). Twitter : social communication in the twitter age / Dhiraj Murthy. (Second edition.). Polity Press. http://lccn.loc.gov/2017031442</w:t>
       </w:r>
     </w:p>
     <w:p>
@@ -3212,7 +3212,7 @@
           <w:sz w:val="24"/>
           <w:szCs w:val="24"/>
         </w:rPr>
-        <w:t xml:space="preserve">Martino, F., Brooks, R., Browne, J., Carah, N., Zorbas, C., Corben, K., Saleeba, E., Martin, J., Peeters, A., &amp; Backholer, K. (2021). The Nature and Extent of Online Marketing by Big Food and Big Alcohol During the COVID-19 Pandemic in Australia: Content Analysis Study. JMIR public health and surveillance, 7(3), e25202. https://doi.org/10.2196/25202</w:t>
+        <w:t xml:space="preserve">Murthy, D. (2024). Sociology of Twitter/X: Trends, Challenges, and Future Research Directions. Annual Review of Sociology, 50. https://doi.org/10.1146/annurev-soc- 031021-035658</w:t>
       </w:r>
     </w:p>
     <w:p>
@@ -3227,7 +3227,7 @@
           <w:sz w:val="24"/>
           <w:szCs w:val="24"/>
         </w:rPr>
-        <w:t xml:space="preserve">McInnes, L., Healy, J., &amp; Melville, J. (2018). Umap: Uniform manifold approximation and projection for dimension reduction. arXiv preprint arXiv:1802.03426. https://doi.org/10.48550/arXiv.1802.03426</w:t>
+        <w:t xml:space="preserve">Newman, D., Lau, J. H., Grieser, K., &amp; Baldwin, T. (2010, June). Automatic evaluation of topic coherence. In Human language technologies: The 2010 annual conference of the North American chapter of the association for computational linguistics (pp. 100-108). https://aclanthology.org/N10-1012.pdf</w:t>
       </w:r>
     </w:p>
     <w:p>
@@ -3242,7 +3242,7 @@
           <w:sz w:val="24"/>
           <w:szCs w:val="24"/>
         </w:rPr>
-        <w:t xml:space="preserve">Murthy, D. (2018). Twitter : social communication in the twitter age / Dhiraj Murthy. (Second edition.). Polity Press. http://lccn.loc.gov/2017031442</w:t>
+        <w:t xml:space="preserve">Nowell, L. S., Norris, J. M., White, D. E., &amp; Moules, N. J. (2017). Thematic analysis: Striving to meet the trustworthiness criteria. International Journal of Qualitative Methods, 16(1). https://doi.org/10.1177/160940691773384</w:t>
       </w:r>
     </w:p>
     <w:p>
@@ -3257,7 +3257,7 @@
           <w:sz w:val="24"/>
           <w:szCs w:val="24"/>
         </w:rPr>
-        <w:t xml:space="preserve">Murthy, D. (2024). Sociology of Twitter/X: Trends, Challenges, and Future Research Directions. Annual Review of Sociology, 50. https://doi.org/10.1146/annurev-soc- 031021-035658</w:t>
+        <w:t xml:space="preserve">Nunez-Mir, G. C., Iannone III, B. V., Pijanowski, B. C., Kong, N., &amp; Fei, S. (2016). Automated content analysis: addressing the big literature challenge in ecology and evolution. Methods in Ecology and Evolution, 7(11), 1262-1272. https://doi.org/10.1111/2041-210X.12602</w:t>
       </w:r>
     </w:p>
     <w:p>
@@ -3272,7 +3272,7 @@
           <w:sz w:val="24"/>
           <w:szCs w:val="24"/>
         </w:rPr>
-        <w:t xml:space="preserve">Newman, D., Lau, J. H., Grieser, K., &amp; Baldwin, T. (2010, June). Automatic evaluation of topic coherence. In Human language technologies: The 2010 annual conference of the North American chapter of the association for computational linguistics (pp. 100-108). https://aclanthology.org/N10-1012.pdf</w:t>
+        <w:t xml:space="preserve">OpenAI. (2024) API Models. https://platform.openai.com/docs/models/overview</w:t>
       </w:r>
     </w:p>
     <w:p>
@@ -3287,7 +3287,7 @@
           <w:sz w:val="24"/>
           <w:szCs w:val="24"/>
         </w:rPr>
-        <w:t xml:space="preserve">Nowell, L. S., Norris, J. M., White, D. E., &amp; Moules, N. J. (2017). Thematic analysis: Striving to meet the trustworthiness criteria. International Journal of Qualitative Methods, 16(1). https://doi.org/10.1177/160940691773384</w:t>
+        <w:t xml:space="preserve">Python Software Foundation. (2022). Python (version 3.9.12). https://www.python.org/</w:t>
       </w:r>
     </w:p>
     <w:p>
@@ -3302,7 +3302,7 @@
           <w:sz w:val="24"/>
           <w:szCs w:val="24"/>
         </w:rPr>
-        <w:t xml:space="preserve">Nunez-Mir, G. C., Iannone III, B. V., Pijanowski, B. C., Kong, N., &amp; Fei, S. (2016). Automated content analysis: addressing the big literature challenge in ecology and evolution. Methods in Ecology and Evolution, 7(11), 1262-1272. https://doi.org/10.1111/2041-210X.12602</w:t>
+        <w:t xml:space="preserve">Ramos, J. (2003, December). Using tf-idf to determine word relevance in document queries. In Proceedings of the first instructional conference on machine learning (Vol. 242, No. 1, pp. 29-48). https://citeseerx.ist.psu.edu/document?repid=rep1&amp;type=pdf&amp;doi=b3bf6373ff41a 115197cb5b30e57830c16130c2c</w:t>
       </w:r>
     </w:p>
     <w:p>
@@ -3317,7 +3317,7 @@
           <w:sz w:val="24"/>
           <w:szCs w:val="24"/>
         </w:rPr>
-        <w:t xml:space="preserve">OpenAI. (2024) API Models. https://platform.openai.com/docs/models/overview</w:t>
+        <w:t xml:space="preserve">Röder, M., Both, A., &amp; Hinneburg, A. (2015, February). Exploring the space of topic coherence measures. In Proceedings of the eighth ACM international conference on Web search and data mining (pp. 399-408). https://doi.org/10.1145/2684822.2685324</w:t>
       </w:r>
     </w:p>
     <w:p>
@@ -3332,112 +3332,7 @@
           <w:sz w:val="24"/>
           <w:szCs w:val="24"/>
         </w:rPr>
-        <w:t xml:space="preserve">Python Software Foundation. (2022). Python (version 3.9.12). https://www.python.org/</w:t>
-      </w:r>
-    </w:p>
-    <w:p>
-      <w:pPr>
-        <w:spacing w:after="160" w:line="276" w:lineRule="auto"/>
-        <w:ind w:left="720" w:hanging="720"/>
-        <w:jc w:val="left"/>
-      </w:pPr>
-      <w:r>
-        <w:rPr>
-          <w:rFonts w:ascii="Times New Roman" w:cs="Times New Roman" w:eastAsia="Times New Roman" w:hAnsi="Times New Roman"/>
-          <w:sz w:val="24"/>
-          <w:szCs w:val="24"/>
-        </w:rPr>
-        <w:t xml:space="preserve">Rabe-Hesketh, S., &amp; Skrondal, A. (2022). Multilevel and longitudinal modeling using Stata: Volume II: Categorical responses, counts, and survival (4th ed.). Stata Press. https://www.stata.com/bookstore/multilevel-longitudinal-modeling-stata/</w:t>
-      </w:r>
-    </w:p>
-    <w:p>
-      <w:pPr>
-        <w:spacing w:after="160" w:line="276" w:lineRule="auto"/>
-        <w:ind w:left="720" w:hanging="720"/>
-        <w:jc w:val="left"/>
-      </w:pPr>
-      <w:r>
-        <w:rPr>
-          <w:rFonts w:ascii="Times New Roman" w:cs="Times New Roman" w:eastAsia="Times New Roman" w:hAnsi="Times New Roman"/>
-          <w:sz w:val="24"/>
-          <w:szCs w:val="24"/>
-        </w:rPr>
-        <w:t xml:space="preserve">Ramos, J. (2003, December). Using tf-idf to determine word relevance in document queries. In Proceedings of the first instructional conference on machine learning (Vol. 242, No. 1, pp. 29-48). https://citeseerx.ist.psu.edu/document?repid=rep1&amp;type=pdf&amp;doi=b3bf6373ff41a 115197cb5b30e57830c16130c2c</w:t>
-      </w:r>
-    </w:p>
-    <w:p>
-      <w:pPr>
-        <w:spacing w:after="160" w:line="276" w:lineRule="auto"/>
-        <w:ind w:left="720" w:hanging="720"/>
-        <w:jc w:val="left"/>
-      </w:pPr>
-      <w:r>
-        <w:rPr>
-          <w:rFonts w:ascii="Times New Roman" w:cs="Times New Roman" w:eastAsia="Times New Roman" w:hAnsi="Times New Roman"/>
-          <w:sz w:val="24"/>
-          <w:szCs w:val="24"/>
-        </w:rPr>
-        <w:t xml:space="preserve">Röder, M., Both, A., &amp; Hinneburg, A. (2015, February). Exploring the space of topic coherence measures. In Proceedings of the eighth ACM international conference on Web search and data mining (pp. 399-408). https://doi.org/10.1145/2684822.2685324</w:t>
-      </w:r>
-    </w:p>
-    <w:p>
-      <w:pPr>
-        <w:spacing w:after="160" w:line="276" w:lineRule="auto"/>
-        <w:ind w:left="720" w:hanging="720"/>
-        <w:jc w:val="left"/>
-      </w:pPr>
-      <w:r>
-        <w:rPr>
-          <w:rFonts w:ascii="Times New Roman" w:cs="Times New Roman" w:eastAsia="Times New Roman" w:hAnsi="Times New Roman"/>
-          <w:sz w:val="24"/>
-          <w:szCs w:val="24"/>
-        </w:rPr>
         <w:t xml:space="preserve">Rufai, S. R., &amp; Bunce, C. (2020). World leaders' usage of Twitter in response to the COVID-19 pandemic: a content analysis. Journal of public health, 42(3), 510-516. https://doi.org/10.1093/pubmed/fdaa049</w:t>
-      </w:r>
-    </w:p>
-    <w:p>
-      <w:pPr>
-        <w:spacing w:after="160" w:line="276" w:lineRule="auto"/>
-        <w:ind w:left="720" w:hanging="720"/>
-        <w:jc w:val="left"/>
-      </w:pPr>
-      <w:r>
-        <w:rPr>
-          <w:rFonts w:ascii="Times New Roman" w:cs="Times New Roman" w:eastAsia="Times New Roman" w:hAnsi="Times New Roman"/>
-          <w:sz w:val="24"/>
-          <w:szCs w:val="24"/>
-        </w:rPr>
-        <w:t xml:space="preserve">StataCorp. (2021). Stata Statistical Software: Release 17. StataCorp LLC. https://www.stata.com</w:t>
-      </w:r>
-    </w:p>
-    <w:p>
-      <w:pPr>
-        <w:spacing w:after="160" w:line="276" w:lineRule="auto"/>
-        <w:ind w:left="720" w:hanging="720"/>
-        <w:jc w:val="left"/>
-      </w:pPr>
-      <w:r>
-        <w:rPr>
-          <w:rFonts w:ascii="Times New Roman" w:cs="Times New Roman" w:eastAsia="Times New Roman" w:hAnsi="Times New Roman"/>
-          <w:sz w:val="24"/>
-          <w:szCs w:val="24"/>
-        </w:rPr>
-        <w:t xml:space="preserve">Tausczik, Y. R., &amp; Pennebaker, J. W. (2010). The psychological meaning of words: LIWC and computerized text analysis methods. Journal of Language and Social Psychology, 29(1), 24-54. https://doi.org/10.1177/0261927X09351676</w:t>
-      </w:r>
-    </w:p>
-    <w:p>
-      <w:pPr>
-        <w:spacing w:after="160" w:line="276" w:lineRule="auto"/>
-        <w:ind w:left="720" w:hanging="720"/>
-        <w:jc w:val="left"/>
-      </w:pPr>
-      <w:r>
-        <w:rPr>
-          <w:rFonts w:ascii="Times New Roman" w:cs="Times New Roman" w:eastAsia="Times New Roman" w:hAnsi="Times New Roman"/>
-          <w:sz w:val="24"/>
-          <w:szCs w:val="24"/>
-        </w:rPr>
-        <w:t xml:space="preserve">Valkenburg, P. M., &amp; Peter, J. (2013). The differential susceptibility to media effects model. Journal of communication, 63(2), 221-243. https://doi.org/10.1111/jcom.12024</w:t>
       </w:r>
     </w:p>
     <w:p>

--- a/Coherence_Optimized_Topic_Modeling_Preprint.docx
+++ b/Coherence_Optimized_Topic_Modeling_Preprint.docx
@@ -286,7 +286,7 @@
           <w:sz w:val="24"/>
           <w:szCs w:val="24"/>
         </w:rPr>
-        <w:t xml:space="preserve">Rather than fixing hyperparameters, the pipeline searches the joint configuration space by random sampling (Bergstra &amp; Bengio, 2012). In the reference implementation, 50 iterations each draw UMAP parameters (n_neighbors from 5--35, n_components from 3--10, min_dist from 0.01--0.5) and HDBSCAN parameters (min_cluster_size from 5--35), and each sampled configuration is evaluated across maximum topic solutions from 2 to 25, yielding 1,200 candidate models. Every model is scored with the c_v coherence measure from Gensim's CoherenceModel (Röder et al., 2015), selected because coherence correlates with human interpretability of topics (Newman et al., 2010) and has precedent in social media surveillance of tobacco marketing (Lee et al., 2024). The configuration and topic number maximizing coherence become the final topic model; the implementation persists, for every iteration, the hyperparameters, the topics with representative words, an intertopic distance visualization, and a topic similarity matrix, so that model selection is fully auditable.</w:t>
+        <w:t xml:space="preserve">Rather than fixing hyperparameters, the pipeline searches the joint configuration space by random sampling (Bergstra &amp; Bengio, 2012). In the reference implementation, 50 iterations each draw UMAP parameters (n_neighbors from 5–35, n_components from 3–10, min_dist from 0.01–0.5) and HDBSCAN parameters (min_cluster_size from 5–35), and each sampled configuration is evaluated across maximum topic solutions from 2 to 25, yielding 1,200 candidate models. Every model is scored with the c_v coherence measure from Gensim's CoherenceModel (Röder et al., 2015), selected because coherence correlates with human interpretability of topics (Newman et al., 2010) and has precedent in social media surveillance of tobacco marketing (Lee et al., 2024). The configuration and topic number maximizing coherence become the final topic model; the implementation persists, for every iteration, the hyperparameters, the topics with representative words, an intertopic distance visualization, and a topic similarity matrix, so that model selection is fully auditable.</w:t>
       </w:r>
     </w:p>
     <w:p>
@@ -317,7 +317,7 @@
           <w:sz w:val="24"/>
           <w:szCs w:val="24"/>
         </w:rPr>
-        <w:t xml:space="preserve">The principal output of the topic model is, for each topic, an array of representative words that must be synthesized into an understandable name (e.g., a hypothetical array of "teacher, student, classroom, math, history, science" synthesizes to "education"). The pipeline delegates this synthesis to GPT-4o (OpenAI, 2024) under a democratic protocol: the OpenAI API is prompted to name the topic given the domain context and the representative words, the query is repeated 5,000 independent times per topic, and the label with the most "votes" is selected. In the reference implementation each query decodes a single completion at temperature 0.5 with a 15-token maximum, and failed calls are retried up to five times under exponential backoff; the prompt is given verbatim in section 2.7. Preliminary research suggests LLM topic labeling is robust and particularly good at naming topics without the inherent bias that may result from a human with an a priori hypothesis assigning the labels (Li et al., 2023). The ensemble extends that logic: because decoding is stochastic, any single response is a draw from a distribution over plausible labels; plurality voting over a large number of draws estimates the distribution's mode instead of gambling on one sample. The vote tally itself is informative diagnostics---a fragmented vote signals a semantically ambiguous topic that deserves closer human scrutiny in Stage 3.</w:t>
+        <w:t xml:space="preserve">The principal output of the topic model is, for each topic, an array of representative words that must be synthesized into an understandable name (e.g., a hypothetical array of "teacher, student, classroom, math, history, science" synthesizes to "education"). The pipeline delegates this synthesis to GPT-4o (OpenAI, 2024) under a democratic protocol: the OpenAI API is prompted to name the topic given the domain context and the representative words, the query is repeated 5,000 independent times per topic, and the label with the most "votes" is selected. In the reference implementation each query decodes a single completion at temperature 0.5 with a 15-token maximum, and failed calls are retried up to five times under exponential backoff; the prompt is given verbatim in section 2.7. Preliminary research suggests LLM topic labeling is robust and particularly good at naming topics without the inherent bias that may result from a human with an a priori hypothesis assigning the labels (Li et al., 2023). The ensemble extends that logic: because decoding is stochastic, any single response is a draw from a distribution over plausible labels; plurality voting over a large number of draws estimates the distribution's mode instead of gambling on one sample. The vote tally itself is informative diagnostics — a fragmented vote signals a semantically ambiguous topic that deserves closer human scrutiny in Stage 3.</w:t>
       </w:r>
     </w:p>
     <w:p>
@@ -348,7 +348,7 @@
           <w:sz w:val="24"/>
           <w:szCs w:val="24"/>
         </w:rPr>
-        <w:t xml:space="preserve">Following the Theme and Topic system (Gillies et al., 2022), machine-derived topics and their modal LLM labels are then synthesized into higher-order themes by human interpretation under a structured two-researcher protocol. The primary researcher reviews the BERTopic output, samples tweets mapped to each topic, confirms that the modal LLM interpretation is relevant to the sampled documents, and identifies overlapping thematic connections between topics, reading all materials against the current literature of the target domain. Topics are grouped by conceptual similarity into candidate themes---in the demonstration case, for example, the topics "Virtual NFL Draft Party with Celebrity Hosts" and "Home Sports Challenge Campaigns" grouped into a single Sports theme. The senior researcher independently reviews and critiques the proposed interpretations, and consensus is reached through discussion. This stage keeps a named human analyst accountable for every theme while confining human labor to the low-volume, high-judgment portion of the task, in alignment with recommendations from the Theme and Topic system and with established practice (Gillies et al., 2022; Lee et al., 2024).</w:t>
+        <w:t xml:space="preserve">Following the Theme and Topic system (Gillies et al., 2022), machine-derived topics and their modal LLM labels are then synthesized into higher-order themes by human interpretation under a structured two-researcher protocol. The primary researcher reviews the BERTopic output, samples tweets mapped to each topic, confirms that the modal LLM interpretation is relevant to the sampled documents, and identifies overlapping thematic connections between topics, reading all materials against the current literature of the target domain. Topics are grouped by conceptual similarity into candidate themes — in the demonstration case, for example, the topics "Virtual NFL Draft Party with Celebrity Hosts" and "Home Sports Challenge Campaigns" grouped into a single Sports theme. The senior researcher independently reviews and critiques the proposed interpretations, and consensus is reached through discussion. This stage keeps a named human analyst accountable for every theme while confining human labor to the low-volume, high-judgment portion of the task, in alignment with recommendations from the Theme and Topic system and with established practice (Gillies et al., 2022; Lee et al., 2024).</w:t>
       </w:r>
     </w:p>
     <w:p>
@@ -2893,7 +2893,7 @@
           <w:sz w:val="24"/>
           <w:szCs w:val="24"/>
         </w:rPr>
-        <w:t xml:space="preserve">The framework generalizes directly. Because every stage is domain-agnostic---only the domain context sentence in the prompts and the literature lens of Stage 3 change---the same pipeline can surveil marketing by other consumer-product industries, discourse on other platforms, and communication during other societal disruptions such as elections or natural disasters. In public health specifically, it offers an innovative instrument for ongoing surveillance of commercial messaging: capable of detecting what an industry is saying and how the prevalence of that messaging shifts across time and events.</w:t>
+        <w:t xml:space="preserve">The framework generalizes directly. Because every stage is domain-agnostic — only the domain context sentence in the prompts and the literature lens of Stage 3 change — the same pipeline can surveil marketing by other consumer-product industries, discourse on other platforms, and communication during other societal disruptions such as elections or natural disasters. In public health specifically, it offers an innovative instrument for ongoing surveillance of commercial messaging: capable of detecting what an industry is saying and how the prevalence of that messaging shifts across time and events.</w:t>
       </w:r>
     </w:p>
     <w:p>
@@ -2957,7 +2957,7 @@
           <w:sz w:val="24"/>
           <w:szCs w:val="24"/>
         </w:rPr>
-        <w:t xml:space="preserve">Bergstra, J., &amp; Bengio, Y. (2012). Random search for hyper-parameter optimization. Journal of machine learning research, 13(2). https://www.jmlr.org/papers/volume13/bergstra12a/bergstra12a.pdf?ref=broutonl ab.com</w:t>
+        <w:t xml:space="preserve">Bergstra, J., &amp; Bengio, Y. (2012). Random search for hyper-parameter optimization. Journal of machine learning research, 13(2). https://www.jmlr.org/papers/volume13/bergstra12a/bergstra12a.pdf</w:t>
       </w:r>
     </w:p>
     <w:p>
@@ -3062,7 +3062,7 @@
           <w:sz w:val="24"/>
           <w:szCs w:val="24"/>
         </w:rPr>
-        <w:t xml:space="preserve">Egger, Roman, and Joanne Yu. "A topic modeling comparison between lda, nmf, top2vec, and bertopic to demystify twitter posts." Frontiers in sociology 7 (2022): 886498. https://doi.org/10.3389/fsoc.2022.886498</w:t>
+        <w:t xml:space="preserve">Egger, R., &amp; Yu, J. (2022). A topic modeling comparison between lda, nmf, top2vec, and bertopic to demystify twitter posts. Frontiers in sociology, 7, 886498. https://doi.org/10.3389/fsoc.2022.886498</w:t>
       </w:r>
     </w:p>
     <w:p>
@@ -3197,7 +3197,7 @@
           <w:sz w:val="24"/>
           <w:szCs w:val="24"/>
         </w:rPr>
-        <w:t xml:space="preserve">Murthy, D. (2018). Twitter : social communication in the twitter age / Dhiraj Murthy. (Second edition.). Polity Press. http://lccn.loc.gov/2017031442</w:t>
+        <w:t xml:space="preserve">Murthy, D. (2018). Twitter: Social communication in the twitter age (2nd ed.). Polity Press. http://lccn.loc.gov/2017031442</w:t>
       </w:r>
     </w:p>
     <w:p>
@@ -3212,7 +3212,7 @@
           <w:sz w:val="24"/>
           <w:szCs w:val="24"/>
         </w:rPr>
-        <w:t xml:space="preserve">Murthy, D. (2024). Sociology of Twitter/X: Trends, Challenges, and Future Research Directions. Annual Review of Sociology, 50. https://doi.org/10.1146/annurev-soc- 031021-035658</w:t>
+        <w:t xml:space="preserve">Murthy, D. (2024). Sociology of Twitter/X: Trends, Challenges, and Future Research Directions. Annual Review of Sociology, 50. https://doi.org/10.1146/annurev-soc-031021-035658</w:t>
       </w:r>
     </w:p>
     <w:p>
@@ -3242,7 +3242,7 @@
           <w:sz w:val="24"/>
           <w:szCs w:val="24"/>
         </w:rPr>
-        <w:t xml:space="preserve">Nowell, L. S., Norris, J. M., White, D. E., &amp; Moules, N. J. (2017). Thematic analysis: Striving to meet the trustworthiness criteria. International Journal of Qualitative Methods, 16(1). https://doi.org/10.1177/160940691773384</w:t>
+        <w:t xml:space="preserve">Nowell, L. S., Norris, J. M., White, D. E., &amp; Moules, N. J. (2017). Thematic analysis: Striving to meet the trustworthiness criteria. International Journal of Qualitative Methods, 16(1). https://doi.org/10.1177/1609406917733847</w:t>
       </w:r>
     </w:p>
     <w:p>
@@ -3302,7 +3302,7 @@
           <w:sz w:val="24"/>
           <w:szCs w:val="24"/>
         </w:rPr>
-        <w:t xml:space="preserve">Ramos, J. (2003, December). Using tf-idf to determine word relevance in document queries. In Proceedings of the first instructional conference on machine learning (Vol. 242, No. 1, pp. 29-48). https://citeseerx.ist.psu.edu/document?repid=rep1&amp;type=pdf&amp;doi=b3bf6373ff41a 115197cb5b30e57830c16130c2c</w:t>
+        <w:t xml:space="preserve">Ramos, J. (2003, December). Using tf-idf to determine word relevance in document queries. In Proceedings of the first instructional conference on machine learning (Vol. 242, No. 1, pp. 29-48). https://citeseerx.ist.psu.edu/document?repid=rep1&amp;type=pdf&amp;doi=b3bf6373ff41a115197cb5b30e57830c16130c2c</w:t>
       </w:r>
     </w:p>
     <w:p>
@@ -3347,7 +3347,7 @@
           <w:sz w:val="24"/>
           <w:szCs w:val="24"/>
         </w:rPr>
-        <w:t xml:space="preserve">Wang, W., Khashabi, D., Feng, Y., Yin, P., Barzilay, R., &amp; Durrett, G. (2020). all- MiniLM-L6-v2 [Pretrained transformer model]. Hugging Face. https://huggingface.co/sentence-transformers/all-MiniLM-L6-v2</w:t>
+        <w:t xml:space="preserve">Wang, W., Khashabi, D., Feng, Y., Yin, P., Barzilay, R., &amp; Durrett, G. (2020). all-MiniLM-L6-v2 [Pretrained transformer model]. Hugging Face. https://huggingface.co/sentence-transformers/all-MiniLM-L6-v2</w:t>
       </w:r>
     </w:p>
     <w:sectPr>
